--- a/World-Builds/Cappadocian/cappadocian_Doc_03_Lexicon_Candidate_List.docx
+++ b/World-Builds/Cappadocian/cappadocian_Doc_03_Lexicon_Candidate_List.docx
@@ -2,25 +2,23 @@
 <file path=word/document.xml><?xml version="1.0" encoding="utf-8"?>
 <w:document xmlns:w="http://schemas.openxmlformats.org/wordprocessingml/2006/main" xmlns:m="http://schemas.openxmlformats.org/officeDocument/2006/math" xmlns:r="http://schemas.openxmlformats.org/officeDocument/2006/relationships" xmlns:o="urn:schemas-microsoft-com:office:office" xmlns:v="urn:schemas-microsoft-com:vml" xmlns:w10="urn:schemas-microsoft-com:office:word" xmlns:a="http://schemas.openxmlformats.org/drawingml/2006/main" xmlns:pic="http://schemas.openxmlformats.org/drawingml/2006/picture" xmlns:wp="http://schemas.openxmlformats.org/drawingml/2006/wordprocessingDrawing">
   <w:body>
+    <w:bookmarkStart w:id="28" w:name="doc_03-lexicon-candidate-list"/>
     <w:p>
       <w:pPr>
         <w:pStyle w:val="Heading1"/>
       </w:pPr>
-      <w:bookmarkStart w:id="20" w:name="doc_03-lexicon-candidate-list"/>
       <w:r>
         <w:t xml:space="preserve">Doc_03 — Lexicon Candidate List</w:t>
       </w:r>
-      <w:bookmarkEnd w:id="20"/>
-    </w:p>
+    </w:p>
+    <w:bookmarkStart w:id="20" w:name="X3a224018e614a0aaf42edbebe800571f6fb64c5"/>
     <w:p>
       <w:pPr>
         <w:pStyle w:val="Heading2"/>
       </w:pPr>
-      <w:bookmarkStart w:id="21" w:name="X489262c40f1fb73c52678aea9ee571b46d69319"/>
-      <w:r>
-        <w:t xml:space="preserve">Nicene-Cappadocian Formation World (cappadocian) — Church in Conversation V7</w:t>
-      </w:r>
-      <w:bookmarkEnd w:id="21"/>
+      <w:r>
+        <w:t xml:space="preserve">Cappadocian Formation World (cappadocian) — Church in Conversation V7</w:t>
+      </w:r>
     </w:p>
     <w:p>
       <w:pPr>
@@ -28,6 +26,7 @@
       </w:pPr>
       <w:r>
         <w:rPr>
+          <w:bCs/>
           <w:b/>
         </w:rPr>
         <w:t xml:space="preserve">Step:</w:t>
@@ -43,6 +42,7 @@
       </w:r>
       <w:r>
         <w:rPr>
+          <w:bCs/>
           <w:b/>
         </w:rPr>
         <w:t xml:space="preserve">Governed by:</w:t>
@@ -58,6 +58,7 @@
       </w:r>
       <w:r>
         <w:rPr>
+          <w:bCs/>
           <w:b/>
         </w:rPr>
         <w:t xml:space="preserve">Nature:</w:t>
@@ -73,6 +74,7 @@
       </w:r>
       <w:r>
         <w:rPr>
+          <w:bCs/>
           <w:b/>
         </w:rPr>
         <w:t xml:space="preserve">before</w:t>
@@ -88,6 +90,7 @@
       </w:r>
       <w:r>
         <w:rPr>
+          <w:bCs/>
           <w:b/>
         </w:rPr>
         <w:t xml:space="preserve">Tags:</w:t>
@@ -114,15 +117,15 @@
         </w:pict>
       </w:r>
     </w:p>
+    <w:bookmarkEnd w:id="20"/>
+    <w:bookmarkStart w:id="21" w:name="cluster-1-naming-the-unnameable-god"/>
     <w:p>
       <w:pPr>
         <w:pStyle w:val="Heading2"/>
       </w:pPr>
-      <w:bookmarkStart w:id="22" w:name="cluster-1-naming-the-unnameable-god"/>
       <w:r>
         <w:t xml:space="preserve">Cluster 1 — Naming the Unnameable God</w:t>
       </w:r>
-      <w:bookmarkEnd w:id="22"/>
     </w:p>
     <w:p>
       <w:pPr>
@@ -134,6 +137,7 @@
       </w:pPr>
       <w:r>
         <w:rPr>
+          <w:bCs/>
           <w:b/>
         </w:rPr>
         <w:t xml:space="preserve">ousia / hypostasis</w:t>
@@ -173,6 +177,7 @@
       </w:pPr>
       <w:r>
         <w:rPr>
+          <w:bCs/>
           <w:b/>
         </w:rPr>
         <w:t xml:space="preserve">homoousios</w:t>
@@ -209,6 +214,7 @@
       </w:pPr>
       <w:r>
         <w:rPr>
+          <w:bCs/>
           <w:b/>
         </w:rPr>
         <w:t xml:space="preserve">akatalēptos / akatalēpsia</w:t>
@@ -230,6 +236,7 @@
       </w:pPr>
       <w:r>
         <w:rPr>
+          <w:bCs/>
           <w:b/>
         </w:rPr>
         <w:t xml:space="preserve">epinoia</w:t>
@@ -251,6 +258,7 @@
       </w:pPr>
       <w:r>
         <w:rPr>
+          <w:bCs/>
           <w:b/>
         </w:rPr>
         <w:t xml:space="preserve">energeia / energeiai</w:t>
@@ -284,6 +292,7 @@
       </w:pPr>
       <w:r>
         <w:rPr>
+          <w:bCs/>
           <w:b/>
         </w:rPr>
         <w:t xml:space="preserve">agennētos</w:t>
@@ -320,6 +329,7 @@
       </w:pPr>
       <w:r>
         <w:rPr>
+          <w:bCs/>
           <w:b/>
         </w:rPr>
         <w:t xml:space="preserve">theologia / oikonomia</w:t>
@@ -353,6 +363,7 @@
       </w:r>
       <w:r>
         <w:rPr>
+          <w:bCs/>
           <w:b/>
         </w:rPr>
         <w:t xml:space="preserve">oikonomia</w:t>
@@ -379,15 +390,15 @@
         <w:t xml:space="preserve">) — both senses candidates. [CT]-adjacent on the reserve debate.</w:t>
       </w:r>
     </w:p>
+    <w:bookmarkEnd w:id="21"/>
+    <w:bookmarkStart w:id="22" w:name="cluster-2-worship-as-doctrines-home"/>
     <w:p>
       <w:pPr>
         <w:pStyle w:val="Heading2"/>
       </w:pPr>
-      <w:bookmarkStart w:id="23" w:name="cluster-2-worship-as-doctrines-home"/>
       <w:r>
         <w:t xml:space="preserve">Cluster 2 — Worship as Doctrine’s Home</w:t>
       </w:r>
-      <w:bookmarkEnd w:id="23"/>
     </w:p>
     <w:p>
       <w:pPr>
@@ -399,6 +410,7 @@
       </w:pPr>
       <w:r>
         <w:rPr>
+          <w:bCs/>
           <w:b/>
         </w:rPr>
         <w:t xml:space="preserve">doxa / doxologia</w:t>
@@ -447,6 +459,7 @@
       </w:pPr>
       <w:r>
         <w:rPr>
+          <w:bCs/>
           <w:b/>
         </w:rPr>
         <w:t xml:space="preserve">paradosis (agraphos)</w:t>
@@ -486,6 +499,7 @@
       </w:pPr>
       <w:r>
         <w:rPr>
+          <w:bCs/>
           <w:b/>
         </w:rPr>
         <w:t xml:space="preserve">baptisma / phōtisma</w:t>
@@ -507,6 +521,7 @@
       </w:pPr>
       <w:r>
         <w:rPr>
+          <w:bCs/>
           <w:b/>
         </w:rPr>
         <w:t xml:space="preserve">psalmōdia</w:t>
@@ -528,6 +543,7 @@
       </w:pPr>
       <w:r>
         <w:rPr>
+          <w:bCs/>
           <w:b/>
         </w:rPr>
         <w:t xml:space="preserve">mystērion</w:t>
@@ -549,6 +565,7 @@
       </w:pPr>
       <w:r>
         <w:rPr>
+          <w:bCs/>
           <w:b/>
         </w:rPr>
         <w:t xml:space="preserve">panēgyris</w:t>
@@ -570,6 +587,7 @@
       </w:pPr>
       <w:r>
         <w:rPr>
+          <w:bCs/>
           <w:b/>
         </w:rPr>
         <w:t xml:space="preserve">martys / martyrion</w:t>
@@ -581,15 +599,15 @@
         <w:t xml:space="preserve">— the witness and the shrine: the last persecutions’ dead (the Forty above all) as the region’s patrons and formation exemplars. Tier 1 candidate. [SC][DR][RT].</w:t>
       </w:r>
     </w:p>
+    <w:bookmarkEnd w:id="22"/>
+    <w:bookmarkStart w:id="23" w:name="cluster-3-the-common-life-and-the-poor"/>
     <w:p>
       <w:pPr>
         <w:pStyle w:val="Heading2"/>
       </w:pPr>
-      <w:bookmarkStart w:id="24" w:name="cluster-3-the-common-life-and-the-poor"/>
       <w:r>
         <w:t xml:space="preserve">Cluster 3 — The Common Life and the Poor</w:t>
       </w:r>
-      <w:bookmarkEnd w:id="24"/>
     </w:p>
     <w:p>
       <w:pPr>
@@ -601,6 +619,7 @@
       </w:pPr>
       <w:r>
         <w:rPr>
+          <w:bCs/>
           <w:b/>
         </w:rPr>
         <w:t xml:space="preserve">koinōnia / to koinōnikon</w:t>
@@ -634,6 +653,7 @@
       </w:pPr>
       <w:r>
         <w:rPr>
+          <w:bCs/>
           <w:b/>
         </w:rPr>
         <w:t xml:space="preserve">adelphotēs</w:t>
@@ -673,6 +693,7 @@
       </w:pPr>
       <w:r>
         <w:rPr>
+          <w:bCs/>
           <w:b/>
         </w:rPr>
         <w:t xml:space="preserve">askēsis</w:t>
@@ -694,6 +715,7 @@
       </w:pPr>
       <w:r>
         <w:rPr>
+          <w:bCs/>
           <w:b/>
         </w:rPr>
         <w:t xml:space="preserve">hēsychia</w:t>
@@ -715,6 +737,7 @@
       </w:pPr>
       <w:r>
         <w:rPr>
+          <w:bCs/>
           <w:b/>
         </w:rPr>
         <w:t xml:space="preserve">philoptōchia</w:t>
@@ -736,6 +759,7 @@
       </w:pPr>
       <w:r>
         <w:rPr>
+          <w:bCs/>
           <w:b/>
         </w:rPr>
         <w:t xml:space="preserve">philanthrōpia</w:t>
@@ -757,6 +781,7 @@
       </w:pPr>
       <w:r>
         <w:rPr>
+          <w:bCs/>
           <w:b/>
         </w:rPr>
         <w:t xml:space="preserve">ptōchotropheion / xenodocheion</w:t>
@@ -796,6 +821,7 @@
       </w:pPr>
       <w:r>
         <w:rPr>
+          <w:bCs/>
           <w:b/>
         </w:rPr>
         <w:t xml:space="preserve">pleonexia</w:t>
@@ -817,6 +843,7 @@
       </w:pPr>
       <w:r>
         <w:rPr>
+          <w:bCs/>
           <w:b/>
         </w:rPr>
         <w:t xml:space="preserve">eikōn (tou Theou)</w:t>
@@ -840,15 +867,15 @@
         <w:t xml:space="preserve">); the soul’s kinship to its maker. Tier 1. [SC][DR][RT].</w:t>
       </w:r>
     </w:p>
+    <w:bookmarkEnd w:id="23"/>
+    <w:bookmarkStart w:id="24" w:name="Xfa3e2f8ea856be5b414a87344cf53cff4f212a3"/>
     <w:p>
       <w:pPr>
         <w:pStyle w:val="Heading2"/>
       </w:pPr>
-      <w:bookmarkStart w:id="25" w:name="Xfa3e2f8ea856be5b414a87344cf53cff4f212a3"/>
       <w:r>
         <w:t xml:space="preserve">Cluster 4 — Formation, Learning, and the Soul’s Ascent</w:t>
       </w:r>
-      <w:bookmarkEnd w:id="25"/>
     </w:p>
     <w:p>
       <w:pPr>
@@ -860,6 +887,7 @@
       </w:pPr>
       <w:r>
         <w:rPr>
+          <w:bCs/>
           <w:b/>
         </w:rPr>
         <w:t xml:space="preserve">paideia</w:t>
@@ -881,6 +909,7 @@
       </w:pPr>
       <w:r>
         <w:rPr>
+          <w:bCs/>
           <w:b/>
         </w:rPr>
         <w:t xml:space="preserve">philosophia</w:t>
@@ -938,6 +967,7 @@
       </w:pPr>
       <w:r>
         <w:rPr>
+          <w:bCs/>
           <w:b/>
         </w:rPr>
         <w:t xml:space="preserve">theōsis / theopoiēsis</w:t>
@@ -959,6 +989,7 @@
       </w:pPr>
       <w:r>
         <w:rPr>
+          <w:bCs/>
           <w:b/>
         </w:rPr>
         <w:t xml:space="preserve">epektasis</w:t>
@@ -980,6 +1011,7 @@
       </w:pPr>
       <w:r>
         <w:rPr>
+          <w:bCs/>
           <w:b/>
         </w:rPr>
         <w:t xml:space="preserve">parrhēsia</w:t>
@@ -1001,6 +1033,7 @@
       </w:pPr>
       <w:r>
         <w:rPr>
+          <w:bCs/>
           <w:b/>
         </w:rPr>
         <w:t xml:space="preserve">apatheia</w:t>
@@ -1022,6 +1055,7 @@
       </w:pPr>
       <w:r>
         <w:rPr>
+          <w:bCs/>
           <w:b/>
         </w:rPr>
         <w:t xml:space="preserve">eusebeia</w:t>
@@ -1043,6 +1077,7 @@
       </w:pPr>
       <w:r>
         <w:rPr>
+          <w:bCs/>
           <w:b/>
         </w:rPr>
         <w:t xml:space="preserve">diastēma</w:t>
@@ -1054,15 +1089,15 @@
         <w:t xml:space="preserve">— the interval/gap: the creature’s unbridgeable difference from the Creator — the metaphysical ground of incomprehensibility and endless progress. Tier 3. [TC][PV — Nyssen].</w:t>
       </w:r>
     </w:p>
+    <w:bookmarkEnd w:id="24"/>
+    <w:bookmarkStart w:id="25" w:name="cluster-5-church-order-and-its-contests"/>
     <w:p>
       <w:pPr>
         <w:pStyle w:val="Heading2"/>
       </w:pPr>
-      <w:bookmarkStart w:id="26" w:name="cluster-5-church-order-and-its-contests"/>
       <w:r>
         <w:t xml:space="preserve">Cluster 5 — Church Order and Its Contests</w:t>
       </w:r>
-      <w:bookmarkEnd w:id="26"/>
     </w:p>
     <w:p>
       <w:pPr>
@@ -1074,6 +1109,7 @@
       </w:pPr>
       <w:r>
         <w:rPr>
+          <w:bCs/>
           <w:b/>
         </w:rPr>
         <w:t xml:space="preserve">episkopos / chōrepiskopos</w:t>
@@ -1095,6 +1131,7 @@
       </w:pPr>
       <w:r>
         <w:rPr>
+          <w:bCs/>
           <w:b/>
         </w:rPr>
         <w:t xml:space="preserve">kanōn / kanonikai</w:t>
@@ -1116,6 +1153,7 @@
       </w:pPr>
       <w:r>
         <w:rPr>
+          <w:bCs/>
           <w:b/>
         </w:rPr>
         <w:t xml:space="preserve">presbytera? / diakonos</w:t>
@@ -1137,6 +1175,7 @@
       </w:pPr>
       <w:r>
         <w:rPr>
+          <w:bCs/>
           <w:b/>
         </w:rPr>
         <w:t xml:space="preserve">koinōnikos bios / to koinobion</w:t>
@@ -1158,6 +1197,7 @@
       </w:pPr>
       <w:r>
         <w:rPr>
+          <w:bCs/>
           <w:b/>
         </w:rPr>
         <w:t xml:space="preserve">oikonomos</w:t>
@@ -1179,6 +1219,7 @@
       </w:pPr>
       <w:r>
         <w:rPr>
+          <w:bCs/>
           <w:b/>
         </w:rPr>
         <w:t xml:space="preserve">exoria / exile vocabulary</w:t>
@@ -1200,6 +1241,7 @@
       </w:pPr>
       <w:r>
         <w:rPr>
+          <w:bCs/>
           <w:b/>
         </w:rPr>
         <w:t xml:space="preserve">symbolon / pistis (tōn 318)</w:t>
@@ -1229,15 +1271,15 @@
         <w:t xml:space="preserve">(Nicaea): the confessed standard, received and fought for. Tier 2. [SC][TC][RT].</w:t>
       </w:r>
     </w:p>
+    <w:bookmarkEnd w:id="25"/>
+    <w:bookmarkStart w:id="26" w:name="cluster-6-the-affections-grief-and-hope"/>
     <w:p>
       <w:pPr>
         <w:pStyle w:val="Heading2"/>
       </w:pPr>
-      <w:bookmarkStart w:id="27" w:name="cluster-6-the-affections-grief-and-hope"/>
       <w:r>
         <w:t xml:space="preserve">Cluster 6 — The Affections, Grief, and Hope</w:t>
       </w:r>
-      <w:bookmarkEnd w:id="27"/>
     </w:p>
     <w:p>
       <w:pPr>
@@ -1249,6 +1291,7 @@
       </w:pPr>
       <w:r>
         <w:rPr>
+          <w:bCs/>
           <w:b/>
         </w:rPr>
         <w:t xml:space="preserve">penthos / paraklēsis</w:t>
@@ -1270,6 +1313,7 @@
       </w:pPr>
       <w:r>
         <w:rPr>
+          <w:bCs/>
           <w:b/>
         </w:rPr>
         <w:t xml:space="preserve">anastasis</w:t>
@@ -1306,6 +1350,7 @@
       </w:pPr>
       <w:r>
         <w:rPr>
+          <w:bCs/>
           <w:b/>
         </w:rPr>
         <w:t xml:space="preserve">phthonos</w:t>
@@ -1327,6 +1372,7 @@
       </w:pPr>
       <w:r>
         <w:rPr>
+          <w:bCs/>
           <w:b/>
         </w:rPr>
         <w:t xml:space="preserve">philotimia</w:t>
@@ -1348,6 +1394,7 @@
       </w:pPr>
       <w:r>
         <w:rPr>
+          <w:bCs/>
           <w:b/>
         </w:rPr>
         <w:t xml:space="preserve">orgē</w:t>
@@ -1366,15 +1413,15 @@
         </w:pict>
       </w:r>
     </w:p>
+    <w:bookmarkEnd w:id="26"/>
+    <w:bookmarkStart w:id="27" w:name="completeness-note"/>
     <w:p>
       <w:pPr>
         <w:pStyle w:val="Heading2"/>
       </w:pPr>
-      <w:bookmarkStart w:id="28" w:name="completeness-note"/>
       <w:r>
         <w:t xml:space="preserve">Completeness note</w:t>
       </w:r>
-      <w:bookmarkEnd w:id="28"/>
     </w:p>
     <w:p>
       <w:pPr>
@@ -1388,6 +1435,7 @@
       </w:r>
       <w:r>
         <w:rPr>
+          <w:bCs/>
           <w:b/>
         </w:rPr>
         <w:t xml:space="preserve">Initial Tier 1 slate (subject to Doc_04/Doc_06 revision):</w:t>
@@ -1403,6 +1451,7 @@
       </w:r>
       <w:r>
         <w:rPr>
+          <w:bCs/>
           <w:b/>
         </w:rPr>
         <w:t xml:space="preserve">epektasis</w:t>
@@ -1420,11 +1469,14 @@
       </w:pPr>
       <w:r>
         <w:rPr>
+          <w:iCs/>
           <w:i/>
         </w:rPr>
         <w:t xml:space="preserve">No Representative content appears in this document.</w:t>
       </w:r>
     </w:p>
+    <w:bookmarkEnd w:id="27"/>
+    <w:bookmarkEnd w:id="28"/>
     <w:sectPr/>
   </w:body>
 </w:document>
@@ -1456,17 +1508,14 @@
 <file path=word/numbering.xml><?xml version="1.0" encoding="utf-8"?>
 <w:numbering xmlns:w="http://schemas.openxmlformats.org/wordprocessingml/2006/main">
   <w:abstractNum w:abstractNumId="990">
-    <w:nsid w:val="2c1ae401"/>
+    <w:nsid w:val="A990"/>
     <w:multiLevelType w:val="multilevel"/>
     <w:lvl w:ilvl="0">
       <w:numFmt w:val="bullet"/>
       <w:lvlText w:val=" "/>
       <w:lvlJc w:val="left"/>
       <w:pPr>
-        <w:tabs>
-          <w:tab w:val="num" w:pos="0"/>
-        </w:tabs>
-        <w:ind w:left="480" w:hanging="480"/>
+        <w:ind w:left="720" w:hanging="480"/>
       </w:pPr>
     </w:lvl>
     <w:lvl w:ilvl="1">
@@ -1474,10 +1523,7 @@
       <w:lvlText w:val=" "/>
       <w:lvlJc w:val="left"/>
       <w:pPr>
-        <w:tabs>
-          <w:tab w:val="num" w:pos="720"/>
-        </w:tabs>
-        <w:ind w:left="1200" w:hanging="480"/>
+        <w:ind w:left="1440" w:hanging="480"/>
       </w:pPr>
     </w:lvl>
     <w:lvl w:ilvl="2">
@@ -1485,10 +1531,7 @@
       <w:lvlText w:val=" "/>
       <w:lvlJc w:val="left"/>
       <w:pPr>
-        <w:tabs>
-          <w:tab w:val="num" w:pos="1440"/>
-        </w:tabs>
-        <w:ind w:left="1920" w:hanging="480"/>
+        <w:ind w:left="2160" w:hanging="480"/>
       </w:pPr>
     </w:lvl>
     <w:lvl w:ilvl="3">
@@ -1496,10 +1539,7 @@
       <w:lvlText w:val=" "/>
       <w:lvlJc w:val="left"/>
       <w:pPr>
-        <w:tabs>
-          <w:tab w:val="num" w:pos="2160"/>
-        </w:tabs>
-        <w:ind w:left="2640" w:hanging="480"/>
+        <w:ind w:left="2880" w:hanging="480"/>
       </w:pPr>
     </w:lvl>
     <w:lvl w:ilvl="4">
@@ -1507,10 +1547,7 @@
       <w:lvlText w:val=" "/>
       <w:lvlJc w:val="left"/>
       <w:pPr>
-        <w:tabs>
-          <w:tab w:val="num" w:pos="2880"/>
-        </w:tabs>
-        <w:ind w:left="3360" w:hanging="480"/>
+        <w:ind w:left="3600" w:hanging="480"/>
       </w:pPr>
     </w:lvl>
     <w:lvl w:ilvl="5">
@@ -1518,10 +1555,7 @@
       <w:lvlText w:val=" "/>
       <w:lvlJc w:val="left"/>
       <w:pPr>
-        <w:tabs>
-          <w:tab w:val="num" w:pos="3600"/>
-        </w:tabs>
-        <w:ind w:left="4080" w:hanging="480"/>
+        <w:ind w:left="4320" w:hanging="480"/>
       </w:pPr>
     </w:lvl>
     <w:lvl w:ilvl="6">
@@ -1529,10 +1563,7 @@
       <w:lvlText w:val=" "/>
       <w:lvlJc w:val="left"/>
       <w:pPr>
-        <w:tabs>
-          <w:tab w:val="num" w:pos="4320"/>
-        </w:tabs>
-        <w:ind w:left="4800" w:hanging="480"/>
+        <w:ind w:left="5040" w:hanging="480"/>
       </w:pPr>
     </w:lvl>
     <w:lvl w:ilvl="7">
@@ -1540,10 +1571,7 @@
       <w:lvlText w:val=" "/>
       <w:lvlJc w:val="left"/>
       <w:pPr>
-        <w:tabs>
-          <w:tab w:val="num" w:pos="5040"/>
-        </w:tabs>
-        <w:ind w:left="5520" w:hanging="480"/>
+        <w:ind w:left="5760" w:hanging="480"/>
       </w:pPr>
     </w:lvl>
     <w:lvl w:ilvl="8">
@@ -1551,25 +1579,19 @@
       <w:lvlText w:val=" "/>
       <w:lvlJc w:val="left"/>
       <w:pPr>
-        <w:tabs>
-          <w:tab w:val="num" w:pos="5760"/>
-        </w:tabs>
-        <w:ind w:left="6240" w:hanging="480"/>
+        <w:ind w:left="6480" w:hanging="480"/>
       </w:pPr>
     </w:lvl>
   </w:abstractNum>
   <w:abstractNum w:abstractNumId="991">
-    <w:nsid w:val="ea454b4c"/>
+    <w:nsid w:val="A991"/>
     <w:multiLevelType w:val="multilevel"/>
     <w:lvl w:ilvl="0">
       <w:numFmt w:val="bullet"/>
       <w:lvlText w:val="•"/>
       <w:lvlJc w:val="left"/>
       <w:pPr>
-        <w:tabs>
-          <w:tab w:val="num" w:pos="0"/>
-        </w:tabs>
-        <w:ind w:left="480" w:hanging="480"/>
+        <w:ind w:left="720" w:hanging="480"/>
       </w:pPr>
     </w:lvl>
     <w:lvl w:ilvl="1">
@@ -1577,10 +1599,7 @@
       <w:lvlText w:val="–"/>
       <w:lvlJc w:val="left"/>
       <w:pPr>
-        <w:tabs>
-          <w:tab w:val="num" w:pos="720"/>
-        </w:tabs>
-        <w:ind w:left="1200" w:hanging="480"/>
+        <w:ind w:left="1440" w:hanging="480"/>
       </w:pPr>
     </w:lvl>
     <w:lvl w:ilvl="2">
@@ -1588,10 +1607,7 @@
       <w:lvlText w:val="•"/>
       <w:lvlJc w:val="left"/>
       <w:pPr>
-        <w:tabs>
-          <w:tab w:val="num" w:pos="1440"/>
-        </w:tabs>
-        <w:ind w:left="1920" w:hanging="480"/>
+        <w:ind w:left="2160" w:hanging="480"/>
       </w:pPr>
     </w:lvl>
     <w:lvl w:ilvl="3">
@@ -1599,10 +1615,7 @@
       <w:lvlText w:val="–"/>
       <w:lvlJc w:val="left"/>
       <w:pPr>
-        <w:tabs>
-          <w:tab w:val="num" w:pos="2160"/>
-        </w:tabs>
-        <w:ind w:left="2640" w:hanging="480"/>
+        <w:ind w:left="2880" w:hanging="480"/>
       </w:pPr>
     </w:lvl>
     <w:lvl w:ilvl="4">
@@ -1610,10 +1623,7 @@
       <w:lvlText w:val="•"/>
       <w:lvlJc w:val="left"/>
       <w:pPr>
-        <w:tabs>
-          <w:tab w:val="num" w:pos="2880"/>
-        </w:tabs>
-        <w:ind w:left="3360" w:hanging="480"/>
+        <w:ind w:left="3600" w:hanging="480"/>
       </w:pPr>
     </w:lvl>
     <w:lvl w:ilvl="5">
@@ -1621,10 +1631,7 @@
       <w:lvlText w:val="–"/>
       <w:lvlJc w:val="left"/>
       <w:pPr>
-        <w:tabs>
-          <w:tab w:val="num" w:pos="3600"/>
-        </w:tabs>
-        <w:ind w:left="4080" w:hanging="480"/>
+        <w:ind w:left="4320" w:hanging="480"/>
       </w:pPr>
     </w:lvl>
     <w:lvl w:ilvl="6">
@@ -1632,10 +1639,7 @@
       <w:lvlText w:val="•"/>
       <w:lvlJc w:val="left"/>
       <w:pPr>
-        <w:tabs>
-          <w:tab w:val="num" w:pos="4320"/>
-        </w:tabs>
-        <w:ind w:left="4800" w:hanging="480"/>
+        <w:ind w:left="5040" w:hanging="480"/>
       </w:pPr>
     </w:lvl>
     <w:lvl w:ilvl="7">
@@ -1643,10 +1647,7 @@
       <w:lvlText w:val="–"/>
       <w:lvlJc w:val="left"/>
       <w:pPr>
-        <w:tabs>
-          <w:tab w:val="num" w:pos="5040"/>
-        </w:tabs>
-        <w:ind w:left="5520" w:hanging="480"/>
+        <w:ind w:left="5760" w:hanging="480"/>
       </w:pPr>
     </w:lvl>
     <w:lvl w:ilvl="8">
@@ -1654,10 +1655,7 @@
       <w:lvlText w:val="•"/>
       <w:lvlJc w:val="left"/>
       <w:pPr>
-        <w:tabs>
-          <w:tab w:val="num" w:pos="5760"/>
-        </w:tabs>
-        <w:ind w:left="6240" w:hanging="480"/>
+        <w:ind w:left="6480" w:hanging="480"/>
       </w:pPr>
     </w:lvl>
   </w:abstractNum>
@@ -1690,10 +1688,10 @@
   <w:docDefaults>
     <w:rPrDefault>
       <w:rPr>
-        <w:rFonts w:asciiTheme="minorHAnsi" w:eastAsiaTheme="minorHAnsi" w:hAnsiTheme="minorHAnsi" w:cstheme="minorBidi"/>
+        <w:rFonts w:asciiTheme="minorHAnsi" w:cstheme="minorBidi" w:eastAsiaTheme="minorHAnsi" w:hAnsiTheme="minorHAnsi"/>
         <w:sz w:val="24"/>
         <w:szCs w:val="24"/>
-        <w:lang w:val="en-US" w:eastAsia="en-US" w:bidi="ar-SA"/>
+        <w:lang w:bidi="ar-SA" w:eastAsia="en-US" w:val="en-US"/>
       </w:rPr>
     </w:rPrDefault>
     <w:pPrDefault>
@@ -1702,35 +1700,35 @@
       </w:pPr>
     </w:pPrDefault>
   </w:docDefaults>
-  <w:latentStyles w:defLockedState="0" w:defUIPriority="0" w:defSemiHidden="0" w:defUnhideWhenUsed="0" w:defQFormat="0" w:count="276"/>
-  <w:style w:type="paragraph" w:default="1" w:styleId="Normal">
+  <w:latentStyles w:count="276" w:defLockedState="0" w:defQFormat="0" w:defSemiHidden="0" w:defUIPriority="0" w:defUnhideWhenUsed="0"/>
+  <w:style w:default="1" w:styleId="Normal" w:type="paragraph">
     <w:name w:val="Normal"/>
     <w:qFormat/>
   </w:style>
-  <w:style w:type="paragraph" w:styleId="BodyText">
+  <w:style w:styleId="BodyText" w:type="paragraph">
     <w:name w:val="Body Text"/>
     <w:basedOn w:val="Normal"/>
     <w:link w:val="BodyTextChar"/>
     <w:pPr>
-      <w:spacing w:before="180" w:after="180"/>
+      <w:spacing w:after="180" w:before="180"/>
     </w:pPr>
     <w:qFormat/>
   </w:style>
-  <w:style w:type="paragraph" w:customStyle="1" w:styleId="FirstParagraph">
+  <w:style w:customStyle="1" w:styleId="FirstParagraph" w:type="paragraph">
     <w:name w:val="First Paragraph"/>
     <w:basedOn w:val="BodyText"/>
     <w:next w:val="BodyText"/>
     <w:qFormat/>
   </w:style>
-  <w:style w:type="paragraph" w:customStyle="1" w:styleId="Compact">
+  <w:style w:customStyle="1" w:styleId="Compact" w:type="paragraph">
     <w:name w:val="Compact"/>
     <w:basedOn w:val="BodyText"/>
     <w:qFormat/>
     <w:pPr>
-      <w:spacing w:before="36" w:after="36"/>
+      <w:spacing w:after="36" w:before="36"/>
     </w:pPr>
   </w:style>
-  <w:style w:type="paragraph" w:styleId="Title">
+  <w:style w:styleId="Title" w:type="paragraph">
     <w:name w:val="Title"/>
     <w:basedOn w:val="Normal"/>
     <w:next w:val="BodyText"/>
@@ -1738,19 +1736,19 @@
     <w:pPr>
       <w:keepNext/>
       <w:keepLines/>
-      <w:spacing w:before="480" w:after="240"/>
+      <w:spacing w:after="240" w:before="480"/>
       <w:jc w:val="center"/>
     </w:pPr>
     <w:rPr>
-      <w:rFonts w:asciiTheme="majorHAnsi" w:eastAsiaTheme="majorEastAsia" w:hAnsiTheme="majorHAnsi" w:cstheme="majorBidi"/>
+      <w:rFonts w:asciiTheme="majorHAnsi" w:cstheme="majorBidi" w:eastAsiaTheme="majorEastAsia" w:hAnsiTheme="majorHAnsi"/>
       <w:b/>
       <w:bCs/>
-      <w:color w:val="345A8A" w:themeColor="accent1" w:themeShade="B5"/>
+      <w:color w:themeColor="accent1" w:themeShade="B5" w:val="345A8A"/>
       <w:sz w:val="36"/>
       <w:szCs w:val="36"/>
     </w:rPr>
   </w:style>
-  <w:style w:type="paragraph" w:styleId="Subtitle">
+  <w:style w:styleId="Subtitle" w:type="paragraph">
     <w:name w:val="Subtitle"/>
     <w:basedOn w:val="Title"/>
     <w:next w:val="BodyText"/>
@@ -1758,7 +1756,7 @@
     <w:pPr>
       <w:keepNext/>
       <w:keepLines/>
-      <w:spacing w:before="240" w:after="240"/>
+      <w:spacing w:after="240" w:before="240"/>
       <w:jc w:val="center"/>
     </w:pPr>
     <w:rPr>
@@ -1766,7 +1764,7 @@
       <w:szCs w:val="30"/>
     </w:rPr>
   </w:style>
-  <w:style w:type="paragraph" w:customStyle="1" w:styleId="Author">
+  <w:style w:customStyle="1" w:styleId="Author" w:type="paragraph">
     <w:name w:val="Author"/>
     <w:next w:val="BodyText"/>
     <w:qFormat/>
@@ -1776,7 +1774,7 @@
       <w:jc w:val="center"/>
     </w:pPr>
   </w:style>
-  <w:style w:type="paragraph" w:styleId="Date">
+  <w:style w:styleId="Date" w:type="paragraph">
     <w:name w:val="Date"/>
     <w:next w:val="BodyText"/>
     <w:qFormat/>
@@ -1786,7 +1784,26 @@
       <w:jc w:val="center"/>
     </w:pPr>
   </w:style>
-  <w:style w:type="paragraph" w:customStyle="1" w:styleId="Abstract">
+  <w:style w:customStyle="1" w:styleId="AbstractTitle" w:type="paragraph">
+    <w:name w:val="Abstract Title"/>
+    <w:basedOn w:val="Normal"/>
+    <w:next w:val="Abstract"/>
+    <w:qFormat/>
+    <w:pPr>
+      <w:keepNext/>
+      <w:keepLines/>
+      <w:jc w:val="center"/>
+      <w:spacing w:after="0" w:before="300"/>
+    </w:pPr>
+    <w:rPr>
+      <w:sz w:val="20"/>
+      <w:szCs w:val="20"/>
+      <w:b/>
+      <w:color w:val="345A8A"/>
+      &gt;
+    </w:rPr>
+  </w:style>
+  <w:style w:customStyle="1" w:styleId="Abstract" w:type="paragraph">
     <w:name w:val="Abstract"/>
     <w:basedOn w:val="Normal"/>
     <w:next w:val="BodyText"/>
@@ -1794,14 +1811,14 @@
     <w:pPr>
       <w:keepNext/>
       <w:keepLines/>
-      <w:spacing w:before="300" w:after="300"/>
+      <w:spacing w:after="300" w:before="100"/>
     </w:pPr>
     <w:rPr>
       <w:sz w:val="20"/>
       <w:szCs w:val="20"/>
     </w:rPr>
   </w:style>
-  <w:style w:type="paragraph" w:styleId="Bibliography">
+  <w:style w:styleId="Bibliography" w:type="paragraph">
     <w:name w:val="Bibliography"/>
     <w:basedOn w:val="Normal"/>
     <w:next w:val="Bibliography"/>
@@ -1809,7 +1826,7 @@
     <w:pPr/>
     <w:rPr/>
   </w:style>
-  <w:style w:type="paragraph" w:styleId="Heading1">
+  <w:style w:styleId="Heading1" w:type="paragraph">
     <w:name w:val="Heading 1"/>
     <w:basedOn w:val="Normal"/>
     <w:next w:val="BodyText"/>
@@ -1818,19 +1835,19 @@
     <w:pPr>
       <w:keepNext/>
       <w:keepLines/>
-      <w:spacing w:before="480" w:after="0"/>
+      <w:spacing w:after="0" w:before="480"/>
       <w:outlineLvl w:val="0"/>
     </w:pPr>
     <w:rPr>
-      <w:rFonts w:asciiTheme="majorHAnsi" w:eastAsiaTheme="majorEastAsia" w:hAnsiTheme="majorHAnsi" w:cstheme="majorBidi"/>
+      <w:rFonts w:asciiTheme="majorHAnsi" w:cstheme="majorBidi" w:eastAsiaTheme="majorEastAsia" w:hAnsiTheme="majorHAnsi"/>
       <w:b/>
       <w:bCs/>
-      <w:color w:val="4F81BD" w:themeColor="accent1"/>
+      <w:color w:themeColor="accent1" w:val="4F81BD"/>
       <w:sz w:val="32"/>
       <w:szCs w:val="32"/>
     </w:rPr>
   </w:style>
-  <w:style w:type="paragraph" w:styleId="Heading2">
+  <w:style w:styleId="Heading2" w:type="paragraph">
     <w:name w:val="Heading 2"/>
     <w:basedOn w:val="Normal"/>
     <w:next w:val="BodyText"/>
@@ -1840,19 +1857,19 @@
     <w:pPr>
       <w:keepNext/>
       <w:keepLines/>
-      <w:spacing w:before="200" w:after="0"/>
+      <w:spacing w:after="0" w:before="200"/>
       <w:outlineLvl w:val="1"/>
     </w:pPr>
     <w:rPr>
-      <w:rFonts w:asciiTheme="majorHAnsi" w:eastAsiaTheme="majorEastAsia" w:hAnsiTheme="majorHAnsi" w:cstheme="majorBidi"/>
+      <w:rFonts w:asciiTheme="majorHAnsi" w:cstheme="majorBidi" w:eastAsiaTheme="majorEastAsia" w:hAnsiTheme="majorHAnsi"/>
       <w:b/>
       <w:bCs/>
-      <w:color w:val="4F81BD" w:themeColor="accent1"/>
+      <w:color w:themeColor="accent1" w:val="4F81BD"/>
       <w:sz w:val="28"/>
       <w:szCs w:val="28"/>
     </w:rPr>
   </w:style>
-  <w:style w:type="paragraph" w:styleId="Heading3">
+  <w:style w:styleId="Heading3" w:type="paragraph">
     <w:name w:val="Heading 3"/>
     <w:basedOn w:val="Normal"/>
     <w:next w:val="BodyText"/>
@@ -1862,19 +1879,19 @@
     <w:pPr>
       <w:keepNext/>
       <w:keepLines/>
-      <w:spacing w:before="200" w:after="0"/>
+      <w:spacing w:after="0" w:before="200"/>
       <w:outlineLvl w:val="2"/>
     </w:pPr>
     <w:rPr>
-      <w:rFonts w:asciiTheme="majorHAnsi" w:eastAsiaTheme="majorEastAsia" w:hAnsiTheme="majorHAnsi" w:cstheme="majorBidi"/>
+      <w:rFonts w:asciiTheme="majorHAnsi" w:cstheme="majorBidi" w:eastAsiaTheme="majorEastAsia" w:hAnsiTheme="majorHAnsi"/>
       <w:b/>
       <w:bCs/>
-      <w:color w:val="4F81BD" w:themeColor="accent1"/>
+      <w:color w:themeColor="accent1" w:val="4F81BD"/>
       <w:sz w:val="24"/>
       <w:szCs w:val="24"/>
     </w:rPr>
   </w:style>
-  <w:style w:type="paragraph" w:styleId="Heading4">
+  <w:style w:styleId="Heading4" w:type="paragraph">
     <w:name w:val="Heading 4"/>
     <w:basedOn w:val="Normal"/>
     <w:next w:val="BodyText"/>
@@ -1884,19 +1901,19 @@
     <w:pPr>
       <w:keepNext/>
       <w:keepLines/>
-      <w:spacing w:before="200" w:after="0"/>
+      <w:spacing w:after="0" w:before="200"/>
       <w:outlineLvl w:val="3"/>
     </w:pPr>
     <w:rPr>
-      <w:rFonts w:asciiTheme="majorHAnsi" w:eastAsiaTheme="majorEastAsia" w:hAnsiTheme="majorHAnsi" w:cstheme="majorBidi"/>
+      <w:rFonts w:asciiTheme="majorHAnsi" w:cstheme="majorBidi" w:eastAsiaTheme="majorEastAsia" w:hAnsiTheme="majorHAnsi"/>
       <w:i/>
       <w:bCs/>
-      <w:color w:val="4F81BD" w:themeColor="accent1"/>
+      <w:color w:themeColor="accent1" w:val="4F81BD"/>
       <w:sz w:val="24"/>
       <w:szCs w:val="24"/>
     </w:rPr>
   </w:style>
-  <w:style w:type="paragraph" w:styleId="Heading5">
+  <w:style w:styleId="Heading5" w:type="paragraph">
     <w:name w:val="Heading 5"/>
     <w:basedOn w:val="Normal"/>
     <w:next w:val="BodyText"/>
@@ -1906,18 +1923,18 @@
     <w:pPr>
       <w:keepNext/>
       <w:keepLines/>
-      <w:spacing w:before="200" w:after="0"/>
+      <w:spacing w:after="0" w:before="200"/>
       <w:outlineLvl w:val="4"/>
     </w:pPr>
     <w:rPr>
-      <w:rFonts w:asciiTheme="majorHAnsi" w:eastAsiaTheme="majorEastAsia" w:hAnsiTheme="majorHAnsi" w:cstheme="majorBidi"/>
+      <w:rFonts w:asciiTheme="majorHAnsi" w:cstheme="majorBidi" w:eastAsiaTheme="majorEastAsia" w:hAnsiTheme="majorHAnsi"/>
       <w:iCs/>
-      <w:color w:val="4F81BD" w:themeColor="accent1"/>
+      <w:color w:themeColor="accent1" w:val="4F81BD"/>
       <w:sz w:val="24"/>
       <w:szCs w:val="24"/>
     </w:rPr>
   </w:style>
-  <w:style w:type="paragraph" w:styleId="Heading6">
+  <w:style w:styleId="Heading6" w:type="paragraph">
     <w:name w:val="Heading 6"/>
     <w:basedOn w:val="Normal"/>
     <w:next w:val="BodyText"/>
@@ -1927,17 +1944,17 @@
     <w:pPr>
       <w:keepNext/>
       <w:keepLines/>
-      <w:spacing w:before="200" w:after="0"/>
+      <w:spacing w:after="0" w:before="200"/>
       <w:outlineLvl w:val="5"/>
     </w:pPr>
     <w:rPr>
-      <w:rFonts w:asciiTheme="majorHAnsi" w:eastAsiaTheme="majorEastAsia" w:hAnsiTheme="majorHAnsi" w:cstheme="majorBidi"/>
-      <w:color w:val="4F81BD" w:themeColor="accent1"/>
+      <w:rFonts w:asciiTheme="majorHAnsi" w:cstheme="majorBidi" w:eastAsiaTheme="majorEastAsia" w:hAnsiTheme="majorHAnsi"/>
+      <w:color w:themeColor="accent1" w:val="4F81BD"/>
       <w:sz w:val="24"/>
       <w:szCs w:val="24"/>
     </w:rPr>
   </w:style>
-  <w:style w:type="paragraph" w:styleId="Heading7">
+  <w:style w:styleId="Heading7" w:type="paragraph">
     <w:name w:val="Heading 7"/>
     <w:basedOn w:val="Normal"/>
     <w:next w:val="BodyText"/>
@@ -1947,17 +1964,17 @@
     <w:pPr>
       <w:keepNext/>
       <w:keepLines/>
-      <w:spacing w:before="200" w:after="0"/>
+      <w:spacing w:after="0" w:before="200"/>
       <w:outlineLvl w:val="6"/>
     </w:pPr>
     <w:rPr>
-      <w:rFonts w:asciiTheme="majorHAnsi" w:eastAsiaTheme="majorEastAsia" w:hAnsiTheme="majorHAnsi" w:cstheme="majorBidi"/>
-      <w:color w:val="4F81BD" w:themeColor="accent1"/>
+      <w:rFonts w:asciiTheme="majorHAnsi" w:cstheme="majorBidi" w:eastAsiaTheme="majorEastAsia" w:hAnsiTheme="majorHAnsi"/>
+      <w:color w:themeColor="accent1" w:val="4F81BD"/>
       <w:sz w:val="24"/>
       <w:szCs w:val="24"/>
     </w:rPr>
   </w:style>
-  <w:style w:type="paragraph" w:styleId="Heading8">
+  <w:style w:styleId="Heading8" w:type="paragraph">
     <w:name w:val="Heading 8"/>
     <w:basedOn w:val="Normal"/>
     <w:next w:val="BodyText"/>
@@ -1967,17 +1984,17 @@
     <w:pPr>
       <w:keepNext/>
       <w:keepLines/>
-      <w:spacing w:before="200" w:after="0"/>
+      <w:spacing w:after="0" w:before="200"/>
       <w:outlineLvl w:val="7"/>
     </w:pPr>
     <w:rPr>
-      <w:rFonts w:asciiTheme="majorHAnsi" w:eastAsiaTheme="majorEastAsia" w:hAnsiTheme="majorHAnsi" w:cstheme="majorBidi"/>
-      <w:color w:val="4F81BD" w:themeColor="accent1"/>
+      <w:rFonts w:asciiTheme="majorHAnsi" w:cstheme="majorBidi" w:eastAsiaTheme="majorEastAsia" w:hAnsiTheme="majorHAnsi"/>
+      <w:color w:themeColor="accent1" w:val="4F81BD"/>
       <w:sz w:val="24"/>
       <w:szCs w:val="24"/>
     </w:rPr>
   </w:style>
-  <w:style w:type="paragraph" w:styleId="Heading9">
+  <w:style w:styleId="Heading9" w:type="paragraph">
     <w:name w:val="Heading 9"/>
     <w:basedOn w:val="Normal"/>
     <w:next w:val="BodyText"/>
@@ -1987,17 +2004,17 @@
     <w:pPr>
       <w:keepNext/>
       <w:keepLines/>
-      <w:spacing w:before="200" w:after="0"/>
+      <w:spacing w:after="0" w:before="200"/>
       <w:outlineLvl w:val="8"/>
     </w:pPr>
     <w:rPr>
-      <w:rFonts w:asciiTheme="majorHAnsi" w:eastAsiaTheme="majorEastAsia" w:hAnsiTheme="majorHAnsi" w:cstheme="majorBidi"/>
-      <w:color w:val="4F81BD" w:themeColor="accent1"/>
+      <w:rFonts w:asciiTheme="majorHAnsi" w:cstheme="majorBidi" w:eastAsiaTheme="majorEastAsia" w:hAnsiTheme="majorHAnsi"/>
+      <w:color w:themeColor="accent1" w:val="4F81BD"/>
       <w:sz w:val="24"/>
       <w:szCs w:val="24"/>
     </w:rPr>
   </w:style>
-  <w:style w:type="paragraph" w:styleId="BlockText">
+  <w:style w:styleId="BlockText" w:type="paragraph">
     <w:name w:val="Block Text"/>
     <w:basedOn w:val="BodyText"/>
     <w:next w:val="BodyText"/>
@@ -2005,11 +2022,11 @@
     <w:unhideWhenUsed/>
     <w:qFormat/>
     <w:pPr>
-      <w:spacing w:before="100" w:after="100"/>
+      <w:spacing w:after="100" w:before="100"/>
       <w:ind w:firstLine="0" w:left="480" w:right="480"/>
     </w:pPr>
   </w:style>
-  <w:style w:type="paragraph" w:styleId="FootnoteText">
+  <w:style w:styleId="FootnoteText" w:type="paragraph">
     <w:name w:val="Footnote Text"/>
     <w:basedOn w:val="Normal"/>
     <w:next w:val="FootnoteText"/>
@@ -2017,28 +2034,43 @@
     <w:unhideWhenUsed/>
     <w:qFormat/>
   </w:style>
-  <w:style w:type="character" w:default="1" w:styleId="DefaultParagraphFont">
+  <w:style w:default="1" w:styleId="DefaultParagraphFont" w:type="character">
     <w:name w:val="Default Paragraph Font"/>
     <w:semiHidden/>
     <w:unhideWhenUsed/>
   </w:style>
-  <w:style w:type="table" w:default="1" w:styleId="Table">
+  <w:style w:default="1" w:styleId="Table" w:type="table">
     <w:name w:val="Table"/>
     <w:basedOn w:val="TableNormal"/>
     <w:semiHidden/>
     <w:unhideWhenUsed/>
     <w:qFormat/>
     <w:tblPr>
-      <w:tblInd w:w="0" w:type="dxa"/>
+      <w:tblInd w:type="dxa" w:w="0"/>
       <w:tblCellMar>
-        <w:top w:w="0" w:type="dxa"/>
-        <w:left w:w="108" w:type="dxa"/>
-        <w:bottom w:w="0" w:type="dxa"/>
-        <w:right w:w="108" w:type="dxa"/>
+        <w:top w:type="dxa" w:w="0"/>
+        <w:left w:type="dxa" w:w="108"/>
+        <w:bottom w:type="dxa" w:w="0"/>
+        <w:right w:type="dxa" w:w="108"/>
       </w:tblCellMar>
     </w:tblPr>
-  </w:style>
-  <w:style w:type="paragraph" w:customStyle="1" w:styleId="DefinitionTerm">
+    <w:tblStylePr w:type="firstRow">
+      <w:tblPr>
+        <w:jc w:val="left"/>
+        <w:tblInd w:type="dxa" w:w="0"/>
+      </w:tblPr>
+      <w:trPr>
+        <w:jc w:val="left"/>
+      </w:trPr>
+      <w:tcPr>
+        <w:vAlign w:val="bottom"/>
+        <w:tcBorders>
+          <w:bottom w:val="single"/>
+        </w:tcBorders>
+      </w:tcPr>
+    </w:tblStylePr>
+  </w:style>
+  <w:style w:customStyle="1" w:styleId="DefinitionTerm" w:type="paragraph">
     <w:name w:val="Definition Term"/>
     <w:basedOn w:val="Normal"/>
     <w:next w:val="Definition"/>
@@ -2051,49 +2083,49 @@
       <w:b/>
     </w:rPr>
   </w:style>
-  <w:style w:type="paragraph" w:customStyle="1" w:styleId="Definition">
+  <w:style w:customStyle="1" w:styleId="Definition" w:type="paragraph">
     <w:name w:val="Definition"/>
     <w:basedOn w:val="Normal"/>
   </w:style>
-  <w:style w:type="paragraph" w:styleId="Caption">
+  <w:style w:styleId="Caption" w:type="paragraph">
     <w:name w:val="Caption"/>
     <w:basedOn w:val="Normal"/>
     <w:link w:val="BodyTextChar"/>
     <w:pPr>
-      <w:spacing w:before="0" w:after="120"/>
+      <w:spacing w:after="120" w:before="0"/>
     </w:pPr>
     <w:rPr>
       <w:i/>
     </w:rPr>
   </w:style>
-  <w:style w:type="paragraph" w:customStyle="1" w:styleId="TableCaption">
+  <w:style w:customStyle="1" w:styleId="TableCaption" w:type="paragraph">
     <w:name w:val="Table Caption"/>
     <w:basedOn w:val="Caption"/>
     <w:pPr>
       <w:keepNext/>
     </w:pPr>
   </w:style>
-  <w:style w:type="paragraph" w:customStyle="1" w:styleId="ImageCaption">
+  <w:style w:customStyle="1" w:styleId="ImageCaption" w:type="paragraph">
     <w:name w:val="Image Caption"/>
     <w:basedOn w:val="Caption"/>
   </w:style>
-  <w:style w:type="paragraph" w:customStyle="1" w:styleId="Figure">
+  <w:style w:customStyle="1" w:styleId="Figure" w:type="paragraph">
     <w:name w:val="Figure"/>
     <w:basedOn w:val="Normal"/>
   </w:style>
-  <w:style w:type="paragraph" w:customStyle="1" w:styleId="CaptionedFigure">
+  <w:style w:customStyle="1" w:styleId="CaptionedFigure" w:type="paragraph">
     <w:name w:val="Captioned Figure"/>
     <w:basedOn w:val="Figure"/>
     <w:pPr>
       <w:keepNext/>
     </w:pPr>
   </w:style>
-  <w:style w:type="character" w:customStyle="1" w:styleId="BodyTextChar">
+  <w:style w:customStyle="1" w:styleId="BodyTextChar" w:type="character">
     <w:name w:val="Body Text Char"/>
     <w:basedOn w:val="DefaultParagraphFont"/>
     <w:link w:val="BodyText"/>
   </w:style>
-  <w:style w:type="character" w:customStyle="1" w:styleId="VerbatimChar">
+  <w:style w:customStyle="1" w:styleId="VerbatimChar" w:type="character">
     <w:name w:val="Verbatim Char"/>
     <w:basedOn w:val="BodyTextChar"/>
     <w:rPr>
@@ -2101,21 +2133,25 @@
       <w:sz w:val="22"/>
     </w:rPr>
   </w:style>
-  <w:style w:type="character" w:styleId="FootnoteReference">
+  <w:style w:customStyle="1" w:styleId="SectionNumber" w:type="character">
+    <w:name w:val="Section Number"/>
+    <w:basedOn w:val="BodyTextChar"/>
+  </w:style>
+  <w:style w:styleId="FootnoteReference" w:type="character">
     <w:name w:val="Footnote Reference"/>
     <w:basedOn w:val="BodyTextChar"/>
     <w:rPr>
       <w:vertAlign w:val="superscript"/>
     </w:rPr>
   </w:style>
-  <w:style w:type="character" w:styleId="Hyperlink">
+  <w:style w:styleId="Hyperlink" w:type="character">
     <w:name w:val="Hyperlink"/>
     <w:basedOn w:val="BodyTextChar"/>
     <w:rPr>
-      <w:color w:val="4F81BD" w:themeColor="accent1"/>
-    </w:rPr>
-  </w:style>
-  <w:style w:type="paragraph" w:styleId="TOCHeading">
+      <w:color w:themeColor="accent1" w:val="4F81BD"/>
+    </w:rPr>
+  </w:style>
+  <w:style w:styleId="TOCHeading" w:type="paragraph">
     <w:name w:val="TOC Heading"/>
     <w:basedOn w:val="Heading1"/>
     <w:next w:val="BodyText"/>
@@ -2127,10 +2163,10 @@
       <w:outlineLvl w:val="9"/>
     </w:pPr>
     <w:rPr>
-      <w:rFonts w:asciiTheme="majorHAnsi" w:eastAsiaTheme="majorEastAsia" w:hAnsiTheme="majorHAnsi" w:cstheme="majorBidi"/>
+      <w:rFonts w:asciiTheme="majorHAnsi" w:cstheme="majorBidi" w:eastAsiaTheme="majorEastAsia" w:hAnsiTheme="majorHAnsi"/>
       <w:b w:val="0"/>
       <w:bCs w:val="0"/>
-      <w:color w:val="365F91" w:themeColor="accent1" w:themeShade="BF"/>
+      <w:color w:themeColor="accent1" w:themeShade="BF" w:val="365F91"/>
     </w:rPr>
   </w:style>
   <w:style w:type="paragraph" w:customStyle="1" w:styleId="SourceCode">
@@ -2222,7 +2258,10 @@
   <w:style w:type="character" w:customStyle="1" w:styleId="ImportTok">
     <w:name w:val="ImportTok"/>
     <w:basedOn w:val="VerbatimChar"/>
-    <w:rPr/>
+    <w:rPr>
+      <w:color w:val="008000"/>
+      <w:b/>
+    </w:rPr>
   </w:style>
   <w:style w:type="character" w:customStyle="1" w:styleId="CommentTok">
     <w:name w:val="CommentTok"/>
@@ -2297,7 +2336,9 @@
   <w:style w:type="character" w:customStyle="1" w:styleId="BuiltInTok">
     <w:name w:val="BuiltInTok"/>
     <w:basedOn w:val="VerbatimChar"/>
-    <w:rPr/>
+    <w:rPr>
+      <w:color w:val="008000"/>
+    </w:rPr>
   </w:style>
   <w:style w:type="character" w:customStyle="1" w:styleId="ExtensionTok">
     <w:name w:val="ExtensionTok"/>
